--- a/samples/test.docx
+++ b/samples/test.docx
@@ -69,7 +69,7 @@
         </w:tabs>
         <w:bidi w:val="0"/>
         <w:spacing w:before="0" w:after="0"/>
-        <w:ind w:hanging="283" w:left="709"/>
+        <w:ind w:hanging="283" w:start="709"/>
         <w:rPr/>
       </w:pPr>
       <w:r>
@@ -90,7 +90,7 @@
         </w:tabs>
         <w:bidi w:val="0"/>
         <w:spacing w:before="0" w:after="0"/>
-        <w:ind w:hanging="283" w:left="709"/>
+        <w:ind w:hanging="283" w:start="709"/>
         <w:rPr/>
       </w:pPr>
       <w:r>
@@ -110,7 +110,7 @@
           <w:tab w:val="left" w:pos="709" w:leader="none"/>
         </w:tabs>
         <w:bidi w:val="0"/>
-        <w:ind w:hanging="283" w:left="709"/>
+        <w:ind w:hanging="283" w:start="709"/>
         <w:rPr/>
       </w:pPr>
       <w:r>
@@ -121,30 +121,30 @@
     <w:tbl>
       <w:tblPr>
         <w:tblW w:w="2577" w:type="dxa"/>
-        <w:jc w:val="left"/>
+        <w:jc w:val="start"/>
         <w:tblInd w:w="28" w:type="dxa"/>
         <w:tblLayout w:type="fixed"/>
         <w:tblCellMar>
           <w:top w:w="28" w:type="dxa"/>
-          <w:left w:w="28" w:type="dxa"/>
+          <w:start w:w="28" w:type="dxa"/>
           <w:bottom w:w="28" w:type="dxa"/>
-          <w:right w:w="28" w:type="dxa"/>
+          <w:end w:w="28" w:type="dxa"/>
         </w:tblCellMar>
       </w:tblPr>
       <w:tblGrid>
-        <w:gridCol w:w="987"/>
-        <w:gridCol w:w="1590"/>
+        <w:gridCol w:w="986"/>
+        <w:gridCol w:w="1591"/>
       </w:tblGrid>
       <w:tr>
         <w:trPr/>
         <w:tc>
           <w:tcPr>
-            <w:tcW w:w="987" w:type="dxa"/>
+            <w:tcW w:w="986" w:type="dxa"/>
             <w:tcBorders>
               <w:top w:val="double" w:sz="2" w:space="0" w:color="808080"/>
-              <w:left w:val="double" w:sz="2" w:space="0" w:color="808080"/>
+              <w:start w:val="double" w:sz="2" w:space="0" w:color="808080"/>
               <w:bottom w:val="double" w:sz="2" w:space="0" w:color="808080"/>
-              <w:right w:val="double" w:sz="2" w:space="0" w:color="808080"/>
+              <w:end w:val="double" w:sz="2" w:space="0" w:color="808080"/>
             </w:tcBorders>
             <w:vAlign w:val="center"/>
           </w:tcPr>
@@ -165,12 +165,12 @@
         </w:tc>
         <w:tc>
           <w:tcPr>
-            <w:tcW w:w="1590" w:type="dxa"/>
+            <w:tcW w:w="1591" w:type="dxa"/>
             <w:tcBorders>
               <w:top w:val="double" w:sz="2" w:space="0" w:color="808080"/>
-              <w:left w:val="double" w:sz="2" w:space="0" w:color="808080"/>
+              <w:start w:val="double" w:sz="2" w:space="0" w:color="808080"/>
               <w:bottom w:val="double" w:sz="2" w:space="0" w:color="808080"/>
-              <w:right w:val="double" w:sz="2" w:space="0" w:color="808080"/>
+              <w:end w:val="double" w:sz="2" w:space="0" w:color="808080"/>
             </w:tcBorders>
             <w:vAlign w:val="center"/>
           </w:tcPr>
@@ -194,11 +194,11 @@
         <w:trPr/>
         <w:tc>
           <w:tcPr>
-            <w:tcW w:w="987" w:type="dxa"/>
+            <w:tcW w:w="986" w:type="dxa"/>
             <w:tcBorders>
-              <w:left w:val="double" w:sz="2" w:space="0" w:color="808080"/>
+              <w:start w:val="double" w:sz="2" w:space="0" w:color="808080"/>
               <w:bottom w:val="double" w:sz="2" w:space="0" w:color="808080"/>
-              <w:right w:val="double" w:sz="2" w:space="0" w:color="808080"/>
+              <w:end w:val="double" w:sz="2" w:space="0" w:color="808080"/>
             </w:tcBorders>
             <w:vAlign w:val="center"/>
           </w:tcPr>
@@ -217,11 +217,11 @@
         </w:tc>
         <w:tc>
           <w:tcPr>
-            <w:tcW w:w="1590" w:type="dxa"/>
+            <w:tcW w:w="1591" w:type="dxa"/>
             <w:tcBorders>
-              <w:left w:val="double" w:sz="2" w:space="0" w:color="808080"/>
+              <w:start w:val="double" w:sz="2" w:space="0" w:color="808080"/>
               <w:bottom w:val="double" w:sz="2" w:space="0" w:color="808080"/>
-              <w:right w:val="double" w:sz="2" w:space="0" w:color="808080"/>
+              <w:end w:val="double" w:sz="2" w:space="0" w:color="808080"/>
             </w:tcBorders>
             <w:vAlign w:val="center"/>
           </w:tcPr>
@@ -243,11 +243,11 @@
         <w:trPr/>
         <w:tc>
           <w:tcPr>
-            <w:tcW w:w="987" w:type="dxa"/>
+            <w:tcW w:w="986" w:type="dxa"/>
             <w:tcBorders>
-              <w:left w:val="double" w:sz="2" w:space="0" w:color="808080"/>
+              <w:start w:val="double" w:sz="2" w:space="0" w:color="808080"/>
               <w:bottom w:val="double" w:sz="2" w:space="0" w:color="808080"/>
-              <w:right w:val="double" w:sz="2" w:space="0" w:color="808080"/>
+              <w:end w:val="double" w:sz="2" w:space="0" w:color="808080"/>
             </w:tcBorders>
             <w:vAlign w:val="center"/>
           </w:tcPr>
@@ -266,11 +266,11 @@
         </w:tc>
         <w:tc>
           <w:tcPr>
-            <w:tcW w:w="1590" w:type="dxa"/>
+            <w:tcW w:w="1591" w:type="dxa"/>
             <w:tcBorders>
-              <w:left w:val="double" w:sz="2" w:space="0" w:color="808080"/>
+              <w:start w:val="double" w:sz="2" w:space="0" w:color="808080"/>
               <w:bottom w:val="double" w:sz="2" w:space="0" w:color="808080"/>
-              <w:right w:val="double" w:sz="2" w:space="0" w:color="808080"/>
+              <w:end w:val="double" w:sz="2" w:space="0" w:color="808080"/>
             </w:tcBorders>
             <w:vAlign w:val="center"/>
           </w:tcPr>
@@ -294,7 +294,7 @@
         <w:pStyle w:val="BodyText"/>
         <w:bidi w:val="0"/>
         <w:spacing w:before="0" w:after="283"/>
-        <w:ind w:hanging="0" w:left="0" w:right="0"/>
+        <w:ind w:hanging="0" w:start="0" w:end="0"/>
         <w:rPr>
           <w:color w:val="C0392B"/>
         </w:rPr>
@@ -352,12 +352,12 @@
       <w:start w:val="1"/>
       <w:numFmt w:val="bullet"/>
       <w:lvlText w:val=""/>
-      <w:lvlJc w:val="left"/>
+      <w:lvlJc w:val="start"/>
       <w:pPr>
         <w:tabs>
           <w:tab w:val="num" w:pos="709"/>
         </w:tabs>
-        <w:ind w:left="709" w:hanging="283"/>
+        <w:ind w:start="709" w:hanging="283"/>
       </w:pPr>
       <w:rPr>
         <w:rFonts w:ascii="Symbol" w:hAnsi="Symbol" w:cs="Symbol" w:hint="default"/>
@@ -367,12 +367,12 @@
       <w:start w:val="1"/>
       <w:numFmt w:val="bullet"/>
       <w:lvlText w:val=""/>
-      <w:lvlJc w:val="left"/>
+      <w:lvlJc w:val="start"/>
       <w:pPr>
         <w:tabs>
           <w:tab w:val="num" w:pos="1418"/>
         </w:tabs>
-        <w:ind w:left="1418" w:hanging="283"/>
+        <w:ind w:start="1418" w:hanging="283"/>
       </w:pPr>
       <w:rPr>
         <w:rFonts w:ascii="Symbol" w:hAnsi="Symbol" w:cs="Symbol" w:hint="default"/>
@@ -382,12 +382,12 @@
       <w:start w:val="1"/>
       <w:numFmt w:val="bullet"/>
       <w:lvlText w:val=""/>
-      <w:lvlJc w:val="left"/>
+      <w:lvlJc w:val="start"/>
       <w:pPr>
         <w:tabs>
           <w:tab w:val="num" w:pos="2127"/>
         </w:tabs>
-        <w:ind w:left="2127" w:hanging="283"/>
+        <w:ind w:start="2127" w:hanging="283"/>
       </w:pPr>
       <w:rPr>
         <w:rFonts w:ascii="Symbol" w:hAnsi="Symbol" w:cs="Symbol" w:hint="default"/>
@@ -397,12 +397,12 @@
       <w:start w:val="1"/>
       <w:numFmt w:val="bullet"/>
       <w:lvlText w:val=""/>
-      <w:lvlJc w:val="left"/>
+      <w:lvlJc w:val="start"/>
       <w:pPr>
         <w:tabs>
           <w:tab w:val="num" w:pos="2836"/>
         </w:tabs>
-        <w:ind w:left="2836" w:hanging="283"/>
+        <w:ind w:start="2836" w:hanging="283"/>
       </w:pPr>
       <w:rPr>
         <w:rFonts w:ascii="Symbol" w:hAnsi="Symbol" w:cs="Symbol" w:hint="default"/>
@@ -412,12 +412,12 @@
       <w:start w:val="1"/>
       <w:numFmt w:val="bullet"/>
       <w:lvlText w:val=""/>
-      <w:lvlJc w:val="left"/>
+      <w:lvlJc w:val="start"/>
       <w:pPr>
         <w:tabs>
           <w:tab w:val="num" w:pos="3545"/>
         </w:tabs>
-        <w:ind w:left="3545" w:hanging="283"/>
+        <w:ind w:start="3545" w:hanging="283"/>
       </w:pPr>
       <w:rPr>
         <w:rFonts w:ascii="Symbol" w:hAnsi="Symbol" w:cs="Symbol" w:hint="default"/>
@@ -427,12 +427,12 @@
       <w:start w:val="1"/>
       <w:numFmt w:val="bullet"/>
       <w:lvlText w:val=""/>
-      <w:lvlJc w:val="left"/>
+      <w:lvlJc w:val="start"/>
       <w:pPr>
         <w:tabs>
           <w:tab w:val="num" w:pos="4254"/>
         </w:tabs>
-        <w:ind w:left="4254" w:hanging="283"/>
+        <w:ind w:start="4254" w:hanging="283"/>
       </w:pPr>
       <w:rPr>
         <w:rFonts w:ascii="Symbol" w:hAnsi="Symbol" w:cs="Symbol" w:hint="default"/>
@@ -442,12 +442,12 @@
       <w:start w:val="1"/>
       <w:numFmt w:val="bullet"/>
       <w:lvlText w:val=""/>
-      <w:lvlJc w:val="left"/>
+      <w:lvlJc w:val="start"/>
       <w:pPr>
         <w:tabs>
           <w:tab w:val="num" w:pos="4963"/>
         </w:tabs>
-        <w:ind w:left="4963" w:hanging="283"/>
+        <w:ind w:start="4963" w:hanging="283"/>
       </w:pPr>
       <w:rPr>
         <w:rFonts w:ascii="Symbol" w:hAnsi="Symbol" w:cs="Symbol" w:hint="default"/>
@@ -457,12 +457,12 @@
       <w:start w:val="1"/>
       <w:numFmt w:val="bullet"/>
       <w:lvlText w:val=""/>
-      <w:lvlJc w:val="left"/>
+      <w:lvlJc w:val="start"/>
       <w:pPr>
         <w:tabs>
           <w:tab w:val="num" w:pos="5672"/>
         </w:tabs>
-        <w:ind w:left="5672" w:hanging="283"/>
+        <w:ind w:start="5672" w:hanging="283"/>
       </w:pPr>
       <w:rPr>
         <w:rFonts w:ascii="Symbol" w:hAnsi="Symbol" w:cs="Symbol" w:hint="default"/>
@@ -472,12 +472,12 @@
       <w:start w:val="1"/>
       <w:numFmt w:val="bullet"/>
       <w:lvlText w:val=""/>
-      <w:lvlJc w:val="left"/>
+      <w:lvlJc w:val="start"/>
       <w:pPr>
         <w:tabs>
           <w:tab w:val="num" w:pos="6381"/>
         </w:tabs>
-        <w:ind w:left="6381" w:hanging="283"/>
+        <w:ind w:start="6381" w:hanging="283"/>
       </w:pPr>
       <w:rPr>
         <w:rFonts w:ascii="Symbol" w:hAnsi="Symbol" w:cs="Symbol" w:hint="default"/>
@@ -490,117 +490,116 @@
       <w:numFmt w:val="none"/>
       <w:suff w:val="nothing"/>
       <w:lvlText w:val=""/>
-      <w:lvlJc w:val="left"/>
+      <w:lvlJc w:val="start"/>
       <w:pPr>
         <w:tabs>
           <w:tab w:val="num" w:pos="0"/>
         </w:tabs>
-        <w:ind w:left="0" w:hanging="0"/>
+        <w:ind w:start="0" w:hanging="0"/>
       </w:pPr>
     </w:lvl>
     <w:lvl w:ilvl="1">
-      <w:start w:val="1"/>
-      <w:numFmt w:val="none"/>
-      <w:pStyle w:val="Heading2"/>
-      <w:suff w:val="nothing"/>
-      <w:lvlText w:val=""/>
-      <w:lvlJc w:val="left"/>
-      <w:pPr>
-        <w:tabs>
-          <w:tab w:val="num" w:pos="0"/>
-        </w:tabs>
-        <w:ind w:left="0" w:hanging="0"/>
-      </w:pPr>
-    </w:lvl>
-    <w:lvl w:ilvl="2">
       <w:start w:val="1"/>
       <w:numFmt w:val="none"/>
       <w:suff w:val="nothing"/>
       <w:lvlText w:val=""/>
-      <w:lvlJc w:val="left"/>
+      <w:lvlJc w:val="start"/>
       <w:pPr>
         <w:tabs>
           <w:tab w:val="num" w:pos="0"/>
         </w:tabs>
-        <w:ind w:left="0" w:hanging="0"/>
-      </w:pPr>
-    </w:lvl>
-    <w:lvl w:ilvl="3">
+        <w:ind w:start="0" w:hanging="0"/>
+      </w:pPr>
+    </w:lvl>
+    <w:lvl w:ilvl="2">
       <w:start w:val="1"/>
       <w:numFmt w:val="none"/>
       <w:suff w:val="nothing"/>
       <w:lvlText w:val=""/>
-      <w:lvlJc w:val="left"/>
+      <w:lvlJc w:val="start"/>
       <w:pPr>
         <w:tabs>
           <w:tab w:val="num" w:pos="0"/>
         </w:tabs>
-        <w:ind w:left="0" w:hanging="0"/>
-      </w:pPr>
-    </w:lvl>
-    <w:lvl w:ilvl="4">
+        <w:ind w:start="0" w:hanging="0"/>
+      </w:pPr>
+    </w:lvl>
+    <w:lvl w:ilvl="3">
       <w:start w:val="1"/>
       <w:numFmt w:val="none"/>
       <w:suff w:val="nothing"/>
       <w:lvlText w:val=""/>
-      <w:lvlJc w:val="left"/>
+      <w:lvlJc w:val="start"/>
       <w:pPr>
         <w:tabs>
           <w:tab w:val="num" w:pos="0"/>
         </w:tabs>
-        <w:ind w:left="0" w:hanging="0"/>
-      </w:pPr>
-    </w:lvl>
-    <w:lvl w:ilvl="5">
+        <w:ind w:start="0" w:hanging="0"/>
+      </w:pPr>
+    </w:lvl>
+    <w:lvl w:ilvl="4">
       <w:start w:val="1"/>
       <w:numFmt w:val="none"/>
       <w:suff w:val="nothing"/>
       <w:lvlText w:val=""/>
-      <w:lvlJc w:val="left"/>
+      <w:lvlJc w:val="start"/>
       <w:pPr>
         <w:tabs>
           <w:tab w:val="num" w:pos="0"/>
         </w:tabs>
-        <w:ind w:left="0" w:hanging="0"/>
-      </w:pPr>
-    </w:lvl>
-    <w:lvl w:ilvl="6">
+        <w:ind w:start="0" w:hanging="0"/>
+      </w:pPr>
+    </w:lvl>
+    <w:lvl w:ilvl="5">
       <w:start w:val="1"/>
       <w:numFmt w:val="none"/>
       <w:suff w:val="nothing"/>
       <w:lvlText w:val=""/>
-      <w:lvlJc w:val="left"/>
+      <w:lvlJc w:val="start"/>
       <w:pPr>
         <w:tabs>
           <w:tab w:val="num" w:pos="0"/>
         </w:tabs>
-        <w:ind w:left="0" w:hanging="0"/>
-      </w:pPr>
-    </w:lvl>
-    <w:lvl w:ilvl="7">
+        <w:ind w:start="0" w:hanging="0"/>
+      </w:pPr>
+    </w:lvl>
+    <w:lvl w:ilvl="6">
       <w:start w:val="1"/>
       <w:numFmt w:val="none"/>
       <w:suff w:val="nothing"/>
       <w:lvlText w:val=""/>
-      <w:lvlJc w:val="left"/>
+      <w:lvlJc w:val="start"/>
       <w:pPr>
         <w:tabs>
           <w:tab w:val="num" w:pos="0"/>
         </w:tabs>
-        <w:ind w:left="0" w:hanging="0"/>
-      </w:pPr>
-    </w:lvl>
-    <w:lvl w:ilvl="8">
+        <w:ind w:start="0" w:hanging="0"/>
+      </w:pPr>
+    </w:lvl>
+    <w:lvl w:ilvl="7">
       <w:start w:val="1"/>
       <w:numFmt w:val="none"/>
       <w:suff w:val="nothing"/>
       <w:lvlText w:val=""/>
-      <w:lvlJc w:val="left"/>
+      <w:lvlJc w:val="start"/>
       <w:pPr>
         <w:tabs>
           <w:tab w:val="num" w:pos="0"/>
         </w:tabs>
-        <w:ind w:left="0" w:hanging="0"/>
+        <w:ind w:start="0" w:hanging="0"/>
+      </w:pPr>
+    </w:lvl>
+    <w:lvl w:ilvl="8">
+      <w:start w:val="1"/>
+      <w:numFmt w:val="none"/>
+      <w:suff w:val="nothing"/>
+      <w:lvlText w:val=""/>
+      <w:lvlJc w:val="start"/>
+      <w:pPr>
+        <w:tabs>
+          <w:tab w:val="num" w:pos="0"/>
+        </w:tabs>
+        <w:ind w:start="0" w:hanging="0"/>
       </w:pPr>
     </w:lvl>
   </w:abstractNum>
@@ -635,11 +634,15 @@
     <w:qFormat/>
     <w:pPr>
       <w:widowControl w:val="false"/>
+      <w:suppressAutoHyphens w:val="true"/>
       <w:bidi w:val="0"/>
+      <w:spacing w:before="0" w:after="0"/>
+      <w:jc w:val="start"/>
     </w:pPr>
     <w:rPr>
       <w:rFonts w:ascii="Liberation Serif" w:hAnsi="Liberation Serif" w:eastAsia="Noto Serif CJK SC" w:cs="Liberation Sans"/>
       <w:color w:val="auto"/>
+      <w:kern w:val="0"/>
       <w:sz w:val="24"/>
       <w:szCs w:val="24"/>
       <w:lang w:val="en-US" w:eastAsia="zh-CN" w:bidi="hi-IN"/>
@@ -675,25 +678,37 @@
       <w:szCs w:val="36"/>
     </w:rPr>
   </w:style>
+  <w:style w:type="character" w:styleId="EndnoteCharacters">
+    <w:name w:val="Endnote Characters"/>
+    <w:rPr>
+      <w:vertAlign w:val="superscript"/>
+    </w:rPr>
+  </w:style>
   <w:style w:type="character" w:styleId="EndnoteReference">
     <w:name w:val="endnote reference"/>
     <w:rPr>
       <w:vertAlign w:val="superscript"/>
     </w:rPr>
   </w:style>
+  <w:style w:type="character" w:styleId="FootnoteCharacters">
+    <w:name w:val="Footnote Characters"/>
+    <w:rPr>
+      <w:vertAlign w:val="superscript"/>
+    </w:rPr>
+  </w:style>
   <w:style w:type="character" w:styleId="FootnoteReference">
     <w:name w:val="footnote reference"/>
     <w:rPr>
       <w:vertAlign w:val="superscript"/>
     </w:rPr>
   </w:style>
-  <w:style w:type="character" w:styleId="EndnoteCharacters">
-    <w:name w:val="Endnote Characters"/>
+  <w:style w:type="character" w:styleId="EndnoteCharactersuser">
+    <w:name w:val="Endnote Characters (user)"/>
     <w:qFormat/>
     <w:rPr/>
   </w:style>
-  <w:style w:type="character" w:styleId="FootnoteCharacters">
-    <w:name w:val="Footnote Characters"/>
+  <w:style w:type="character" w:styleId="FootnoteCharactersuser">
+    <w:name w:val="Footnote Characters (user)"/>
     <w:qFormat/>
     <w:rPr/>
   </w:style>
@@ -704,76 +719,26 @@
       <w:u w:val="single"/>
     </w:rPr>
   </w:style>
-  <w:style w:type="character" w:styleId="Bullets">
-    <w:name w:val="Bullets"/>
+  <w:style w:type="character" w:styleId="Bulletsuser">
+    <w:name w:val="Bullets (user)"/>
     <w:qFormat/>
     <w:rPr>
       <w:rFonts w:ascii="OpenSymbol" w:hAnsi="OpenSymbol" w:eastAsia="OpenSymbol" w:cs="OpenSymbol"/>
     </w:rPr>
   </w:style>
-  <w:style w:type="paragraph" w:styleId="HorizontalLine">
-    <w:name w:val="Horizontal Line"/>
+  <w:style w:type="paragraph" w:styleId="Heading">
+    <w:name w:val="Heading"/>
     <w:basedOn w:val="Normal"/>
     <w:next w:val="BodyText"/>
     <w:qFormat/>
     <w:pPr>
-      <w:pBdr>
-        <w:bottom w:val="double" w:sz="2" w:space="0" w:color="808080"/>
-      </w:pBdr>
-      <w:spacing w:before="0" w:after="283"/>
+      <w:keepNext w:val="true"/>
+      <w:spacing w:before="240" w:after="283"/>
     </w:pPr>
     <w:rPr>
-      <w:sz w:val="12"/>
-    </w:rPr>
-  </w:style>
-  <w:style w:type="paragraph" w:styleId="EnvelopeReturn">
-    <w:name w:val="envelope return"/>
-    <w:basedOn w:val="Normal"/>
-    <w:pPr/>
-    <w:rPr>
-      <w:i/>
-    </w:rPr>
-  </w:style>
-  <w:style w:type="paragraph" w:styleId="TableContents">
-    <w:name w:val="Table Contents"/>
-    <w:basedOn w:val="BodyText"/>
-    <w:qFormat/>
-    <w:pPr/>
-    <w:rPr/>
-  </w:style>
-  <w:style w:type="paragraph" w:styleId="Index">
-    <w:name w:val="Index"/>
-    <w:basedOn w:val="Normal"/>
-    <w:qFormat/>
-    <w:pPr>
-      <w:suppressLineNumbers/>
-    </w:pPr>
-    <w:rPr>
-      <w:rFonts w:cs="Liberation Sans"/>
-    </w:rPr>
-  </w:style>
-  <w:style w:type="paragraph" w:styleId="Caption">
-    <w:name w:val="caption"/>
-    <w:basedOn w:val="Normal"/>
-    <w:qFormat/>
-    <w:pPr>
-      <w:suppressLineNumbers/>
-      <w:spacing w:before="120" w:after="120"/>
-    </w:pPr>
-    <w:rPr>
-      <w:rFonts w:cs="Liberation Sans"/>
-      <w:i/>
-      <w:iCs/>
-      <w:sz w:val="24"/>
-      <w:szCs w:val="24"/>
-    </w:rPr>
-  </w:style>
-  <w:style w:type="paragraph" w:styleId="List">
-    <w:name w:val="List"/>
-    <w:basedOn w:val="BodyText"/>
-    <w:pPr/>
-    <w:rPr>
-      <w:rFonts w:cs="Liberation Sans"/>
+      <w:rFonts w:ascii="Liberation Sans" w:hAnsi="Liberation Sans"/>
+      <w:sz w:val="28"/>
+      <w:szCs w:val="28"/>
     </w:rPr>
   </w:style>
   <w:style w:type="paragraph" w:styleId="BodyText">
@@ -784,20 +749,70 @@
     </w:pPr>
     <w:rPr/>
   </w:style>
-  <w:style w:type="paragraph" w:styleId="Heading">
-    <w:name w:val="Heading"/>
+  <w:style w:type="paragraph" w:styleId="List">
+    <w:name w:val="List"/>
+    <w:basedOn w:val="BodyText"/>
+    <w:pPr/>
+    <w:rPr>
+      <w:rFonts w:cs="Liberation Sans"/>
+    </w:rPr>
+  </w:style>
+  <w:style w:type="paragraph" w:styleId="Caption">
+    <w:name w:val="caption"/>
+    <w:basedOn w:val="Normal"/>
+    <w:qFormat/>
+    <w:pPr>
+      <w:suppressLineNumbers/>
+      <w:spacing w:before="120" w:after="120"/>
+    </w:pPr>
+    <w:rPr>
+      <w:rFonts w:cs="Liberation Sans"/>
+      <w:i/>
+      <w:iCs/>
+      <w:sz w:val="24"/>
+      <w:szCs w:val="24"/>
+    </w:rPr>
+  </w:style>
+  <w:style w:type="paragraph" w:styleId="Index">
+    <w:name w:val="Index"/>
+    <w:basedOn w:val="Normal"/>
+    <w:qFormat/>
+    <w:pPr>
+      <w:suppressLineNumbers/>
+    </w:pPr>
+    <w:rPr>
+      <w:rFonts w:cs="Liberation Sans"/>
+    </w:rPr>
+  </w:style>
+  <w:style w:type="paragraph" w:styleId="HorizontalLine">
+    <w:name w:val="Horizontal Line"/>
     <w:basedOn w:val="Normal"/>
     <w:next w:val="BodyText"/>
     <w:qFormat/>
     <w:pPr>
-      <w:keepNext w:val="true"/>
-      <w:spacing w:before="240" w:after="283"/>
+      <w:pBdr>
+        <w:bottom w:val="double" w:sz="2" w:space="0" w:color="808080"/>
+      </w:pBdr>
+      <w:spacing w:before="0" w:after="283"/>
     </w:pPr>
     <w:rPr>
-      <w:rFonts w:ascii="Liberation Sans" w:hAnsi="Liberation Sans"/>
-      <w:sz w:val="28"/>
-      <w:szCs w:val="28"/>
-    </w:rPr>
+      <w:sz w:val="12"/>
+    </w:rPr>
+  </w:style>
+  <w:style w:type="paragraph" w:styleId="EnvelopeReturn">
+    <w:name w:val="envelope return"/>
+    <w:basedOn w:val="Normal"/>
+    <w:pPr/>
+    <w:rPr>
+      <w:i/>
+    </w:rPr>
+  </w:style>
+  <w:style w:type="paragraph" w:styleId="TableContents">
+    <w:name w:val="Table Contents"/>
+    <w:basedOn w:val="BodyText"/>
+    <w:qFormat/>
+    <w:pPr/>
+    <w:rPr/>
   </w:style>
   <w:style w:type="paragraph" w:styleId="TableHeading">
     <w:name w:val="Table Heading"/>
